--- a/设计文档/反思与总结.docx
+++ b/设计文档/反思与总结.docx
@@ -24,26 +24,34 @@
         <w:ind w:left="480" w:hangingChars="200" w:hanging="480"/>
         <w:jc w:val="left"/>
         <w:rPr>
-          <w:rFonts w:ascii="方正仿宋_GBK" w:eastAsia="方正仿宋_GBK" w:hint="eastAsia"/>
-          <w:sz w:val="24"/>
-          <w:szCs w:val="28"/>
-        </w:rPr>
-      </w:pPr>
-      <w:r>
-        <w:rPr>
-          <w:rFonts w:ascii="方正仿宋_GBK" w:eastAsia="方正仿宋_GBK" w:hint="eastAsia"/>
-          <w:sz w:val="24"/>
-          <w:szCs w:val="28"/>
-        </w:rPr>
-        <w:t>AI使用率：8</w:t>
-      </w:r>
-      <w:r>
-        <w:rPr>
-          <w:rFonts w:ascii="方正仿宋_GBK" w:eastAsia="方正仿宋_GBK"/>
-          <w:sz w:val="24"/>
-          <w:szCs w:val="28"/>
-        </w:rPr>
-        <w:t>0%</w:t>
+          <w:rFonts w:ascii="方正仿宋_GBK" w:eastAsia="方正仿宋_GBK"/>
+          <w:sz w:val="24"/>
+          <w:szCs w:val="28"/>
+        </w:rPr>
+      </w:pPr>
+      <w:r>
+        <w:rPr>
+          <w:rFonts w:ascii="方正仿宋_GBK" w:eastAsia="方正仿宋_GBK" w:hint="eastAsia"/>
+          <w:sz w:val="24"/>
+          <w:szCs w:val="28"/>
+        </w:rPr>
+        <w:t>AI使用率：</w:t>
+      </w:r>
+      <w:r>
+        <w:rPr>
+          <w:rFonts w:ascii="方正仿宋_GBK" w:eastAsia="方正仿宋_GBK"/>
+          <w:sz w:val="24"/>
+          <w:szCs w:val="28"/>
+        </w:rPr>
+        <w:t>90</w:t>
+      </w:r>
+      <w:r>
+        <w:rPr>
+          <w:rFonts w:ascii="方正仿宋_GBK" w:eastAsia="方正仿宋_GBK"/>
+          <w:sz w:val="24"/>
+          <w:szCs w:val="28"/>
+        </w:rPr>
+        <w:t>%</w:t>
       </w:r>
       <w:r>
         <w:rPr>
@@ -107,36 +115,18 @@
         <w:ind w:firstLineChars="200" w:firstLine="480"/>
         <w:jc w:val="left"/>
         <w:rPr>
-          <w:rFonts w:ascii="方正仿宋_GBK" w:eastAsia="方正仿宋_GBK" w:hint="eastAsia"/>
-          <w:sz w:val="24"/>
-          <w:szCs w:val="28"/>
-        </w:rPr>
-      </w:pPr>
-      <w:r>
-        <w:rPr>
-          <w:rFonts w:ascii="方正仿宋_GBK" w:eastAsia="方正仿宋_GBK" w:hint="eastAsia"/>
-          <w:sz w:val="24"/>
-          <w:szCs w:val="28"/>
-        </w:rPr>
-        <w:t>首先要说明，整个系统的大致结构，和</w:t>
-      </w:r>
-      <w:proofErr w:type="gramStart"/>
-      <w:r>
-        <w:rPr>
-          <w:rFonts w:ascii="方正仿宋_GBK" w:eastAsia="方正仿宋_GBK" w:hint="eastAsia"/>
-          <w:sz w:val="24"/>
-          <w:szCs w:val="28"/>
-        </w:rPr>
-        <w:t>要</w:t>
-      </w:r>
-      <w:proofErr w:type="gramEnd"/>
-      <w:r>
-        <w:rPr>
-          <w:rFonts w:ascii="方正仿宋_GBK" w:eastAsia="方正仿宋_GBK" w:hint="eastAsia"/>
-          <w:sz w:val="24"/>
-          <w:szCs w:val="28"/>
-        </w:rPr>
-        <w:t>实现的功能都是没有借助AI独立思考的，AI更多的是完善了代码，特别是在我基本没有什么基础的网络方面还有UI设计，以下是大致的模块AI使用情况：</w:t>
+          <w:rFonts w:ascii="方正仿宋_GBK" w:eastAsia="方正仿宋_GBK"/>
+          <w:sz w:val="24"/>
+          <w:szCs w:val="28"/>
+        </w:rPr>
+      </w:pPr>
+      <w:r>
+        <w:rPr>
+          <w:rFonts w:ascii="方正仿宋_GBK" w:eastAsia="方正仿宋_GBK" w:hint="eastAsia"/>
+          <w:sz w:val="24"/>
+          <w:szCs w:val="28"/>
+        </w:rPr>
+        <w:t>首先要说明，整个系统的大致结构，和要实现的功能都是没有借助AI独立思考的，AI更多的是完善了代码，特别是在我基本没有什么基础的网络方面还有UI设计，以下是大致的模块AI使用情况：</w:t>
       </w:r>
     </w:p>
     <w:p>
@@ -244,15 +234,25 @@
           <w:sz w:val="24"/>
           <w:szCs w:val="28"/>
         </w:rPr>
-        <w:t>提供了一种设想</w:t>
-      </w:r>
-      <w:r>
-        <w:rPr>
-          <w:rFonts w:ascii="方正仿宋_GBK" w:eastAsia="方正仿宋_GBK" w:hint="eastAsia"/>
-          <w:sz w:val="24"/>
-          <w:szCs w:val="28"/>
-        </w:rPr>
-        <w:t>，AI最初想使用MQIT实现PC与服务器的实时通讯，但是我调试了很长时间都没有成功（与传感器的通讯是MQIT，这个成功了），最后在我的建议下，AI采用了将读取数据写入服务器，然后我在服务器写了一个python脚本批量处理日志，最后PC下载日志的方法，才正式实现了数据的整个无线传输。</w:t>
+        <w:t>提供了一种设想，</w:t>
+      </w:r>
+      <w:r>
+        <w:rPr>
+          <w:rFonts w:ascii="方正仿宋_GBK" w:eastAsia="方正仿宋_GBK" w:hint="eastAsia"/>
+          <w:b/>
+          <w:bCs/>
+          <w:sz w:val="24"/>
+          <w:szCs w:val="28"/>
+        </w:rPr>
+        <w:t>同时对一些bug解决提出了自己的想法</w:t>
+      </w:r>
+      <w:r>
+        <w:rPr>
+          <w:rFonts w:ascii="方正仿宋_GBK" w:eastAsia="方正仿宋_GBK" w:hint="eastAsia"/>
+          <w:sz w:val="24"/>
+          <w:szCs w:val="28"/>
+        </w:rPr>
+        <w:t>AI最初想使用MQIT实现PC与服务器的实时通讯，但是我调试了很长时间都没有成功（与传感器的通讯是MQIT，这个成功了），最后在我的建议下，AI采用了将读取数据写入服务器，然后我在服务器写了一个python脚本批量处理日志，最后PC下载日志的方法，才正式实现了数据的整个无线传输。</w:t>
       </w:r>
     </w:p>
     <w:p>
@@ -470,6 +470,16 @@
       <w:r>
         <w:rPr>
           <w:rFonts w:ascii="方正仿宋_GBK" w:eastAsia="方正仿宋_GBK" w:hint="eastAsia"/>
+          <w:b/>
+          <w:bCs/>
+          <w:sz w:val="24"/>
+          <w:szCs w:val="28"/>
+        </w:rPr>
+        <w:t>，AI帮助了代码的实现</w:t>
+      </w:r>
+      <w:r>
+        <w:rPr>
+          <w:rFonts w:ascii="方正仿宋_GBK" w:eastAsia="方正仿宋_GBK" w:hint="eastAsia"/>
           <w:sz w:val="24"/>
           <w:szCs w:val="28"/>
         </w:rPr>
@@ -502,23 +512,13 @@
         </w:rPr>
         <w:t>.</w:t>
       </w:r>
-      <w:proofErr w:type="gramStart"/>
-      <w:r>
-        <w:rPr>
-          <w:rFonts w:ascii="方正仿宋_GBK" w:eastAsia="方正仿宋_GBK" w:hint="eastAsia"/>
-          <w:sz w:val="24"/>
-          <w:szCs w:val="28"/>
-        </w:rPr>
-        <w:t>控制系统</w:t>
-      </w:r>
-      <w:proofErr w:type="gramEnd"/>
-      <w:r>
-        <w:rPr>
-          <w:rFonts w:ascii="方正仿宋_GBK" w:eastAsia="方正仿宋_GBK" w:hint="eastAsia"/>
-          <w:sz w:val="24"/>
-          <w:szCs w:val="28"/>
-        </w:rPr>
-        <w:t>方面，我设计了从0——</w:t>
+      <w:r>
+        <w:rPr>
+          <w:rFonts w:ascii="方正仿宋_GBK" w:eastAsia="方正仿宋_GBK" w:hint="eastAsia"/>
+          <w:sz w:val="24"/>
+          <w:szCs w:val="28"/>
+        </w:rPr>
+        <w:t>控制系统方面，我设计了从0——</w:t>
       </w:r>
       <w:r>
         <w:rPr>
@@ -534,23 +534,7 @@
           <w:sz w:val="24"/>
           <w:szCs w:val="28"/>
         </w:rPr>
-        <w:t>还有T这种转发数字和字母实现控制的方法，但AI其实提供了另外的方法，考虑的我的方法比较简单，所以让AI配合我，完成的服务器收发的设计，ESP</w:t>
-      </w:r>
-      <w:r>
-        <w:rPr>
-          <w:rFonts w:ascii="方正仿宋_GBK" w:eastAsia="方正仿宋_GBK"/>
-          <w:sz w:val="24"/>
-          <w:szCs w:val="28"/>
-        </w:rPr>
-        <w:t>32</w:t>
-      </w:r>
-      <w:r>
-        <w:rPr>
-          <w:rFonts w:ascii="方正仿宋_GBK" w:eastAsia="方正仿宋_GBK" w:hint="eastAsia"/>
-          <w:sz w:val="24"/>
-          <w:szCs w:val="28"/>
-        </w:rPr>
-        <w:t>的接受则没有用到AI。</w:t>
+        <w:t>还有T这种转发数字和字母实现控制的方法，但AI其实提供了另外的方法，考虑的我的方法比较简单，所以让AI配合我，完成的服务器收发的设计。</w:t>
       </w:r>
     </w:p>
     <w:p>
@@ -597,25 +581,7 @@
           <w:sz w:val="24"/>
           <w:szCs w:val="28"/>
         </w:rPr>
-        <w:t>在这个过程中我收获颇丰，在C语言的相关设计中，我第一次发现了结构体多种多样的用法，同时在修改BUG的过程中，AI也给我提供了更多结构体的用法，这些用法一开始我非常陌生，但是，通过一次次的询问和修改，我发现我居然能</w:t>
-      </w:r>
-      <w:proofErr w:type="gramStart"/>
-      <w:r>
-        <w:rPr>
-          <w:rFonts w:ascii="方正仿宋_GBK" w:eastAsia="方正仿宋_GBK" w:hint="eastAsia"/>
-          <w:sz w:val="24"/>
-          <w:szCs w:val="28"/>
-        </w:rPr>
-        <w:t>一</w:t>
-      </w:r>
-      <w:proofErr w:type="gramEnd"/>
-      <w:r>
-        <w:rPr>
-          <w:rFonts w:ascii="方正仿宋_GBK" w:eastAsia="方正仿宋_GBK" w:hint="eastAsia"/>
-          <w:sz w:val="24"/>
-          <w:szCs w:val="28"/>
-        </w:rPr>
-        <w:t>步步更上AI的设计逻辑，甚至能指出AI在代码上的小漏洞，帮助他把代码修改得更完善。</w:t>
+        <w:t>在这个过程中我收获颇丰，在C语言的相关设计中，我第一次发现了结构体多种多样的用法，同时在修改BUG的过程中，AI也给我提供了更多结构体的用法，这些用法一开始我非常陌生，但是，通过一次次的询问和修改，我发现我居然能一步步更上AI的设计逻辑，甚至能指出AI在代码上的小漏洞，帮助他把代码修改得更完善。</w:t>
       </w:r>
     </w:p>
     <w:p>
@@ -661,25 +627,7 @@
           <w:sz w:val="24"/>
           <w:szCs w:val="28"/>
         </w:rPr>
-        <w:t>在使用AI时，我认为做好</w:t>
-      </w:r>
-      <w:proofErr w:type="gramStart"/>
-      <w:r>
-        <w:rPr>
-          <w:rFonts w:ascii="方正仿宋_GBK" w:eastAsia="方正仿宋_GBK" w:hint="eastAsia"/>
-          <w:sz w:val="24"/>
-          <w:szCs w:val="28"/>
-        </w:rPr>
-        <w:t>版本控制</w:t>
-      </w:r>
-      <w:proofErr w:type="gramEnd"/>
-      <w:r>
-        <w:rPr>
-          <w:rFonts w:ascii="方正仿宋_GBK" w:eastAsia="方正仿宋_GBK" w:hint="eastAsia"/>
-          <w:sz w:val="24"/>
-          <w:szCs w:val="28"/>
-        </w:rPr>
-        <w:t>非常重要，我在5</w:t>
+        <w:t>在使用AI时，我认为做好版本控制非常重要，我在5</w:t>
       </w:r>
       <w:r>
         <w:rPr>
@@ -695,43 +643,7 @@
           <w:sz w:val="24"/>
           <w:szCs w:val="28"/>
         </w:rPr>
-        <w:t>期间设计了一个初步的系统，但AI在后面的修改中不知道哪里出错，始终无法正确的编译（这发生在它的某一次修改后），由于这个时候我没有进行任何的</w:t>
-      </w:r>
-      <w:proofErr w:type="gramStart"/>
-      <w:r>
-        <w:rPr>
-          <w:rFonts w:ascii="方正仿宋_GBK" w:eastAsia="方正仿宋_GBK" w:hint="eastAsia"/>
-          <w:sz w:val="24"/>
-          <w:szCs w:val="28"/>
-        </w:rPr>
-        <w:t>版本控制</w:t>
-      </w:r>
-      <w:proofErr w:type="gramEnd"/>
-      <w:r>
-        <w:rPr>
-          <w:rFonts w:ascii="方正仿宋_GBK" w:eastAsia="方正仿宋_GBK" w:hint="eastAsia"/>
-          <w:sz w:val="24"/>
-          <w:szCs w:val="28"/>
-        </w:rPr>
-        <w:t>，也没有备份最后只能全部返工。后来，我就部署了git来进行</w:t>
-      </w:r>
-      <w:proofErr w:type="gramStart"/>
-      <w:r>
-        <w:rPr>
-          <w:rFonts w:ascii="方正仿宋_GBK" w:eastAsia="方正仿宋_GBK" w:hint="eastAsia"/>
-          <w:sz w:val="24"/>
-          <w:szCs w:val="28"/>
-        </w:rPr>
-        <w:t>版本控制</w:t>
-      </w:r>
-      <w:proofErr w:type="gramEnd"/>
-      <w:r>
-        <w:rPr>
-          <w:rFonts w:ascii="方正仿宋_GBK" w:eastAsia="方正仿宋_GBK" w:hint="eastAsia"/>
-          <w:sz w:val="24"/>
-          <w:szCs w:val="28"/>
-        </w:rPr>
-        <w:t>，因此在后来的一次修改中出现同样问题时，我顺利的回退到了最后的正常代码，节省了很多事。</w:t>
+        <w:t>期间设计了一个初步的系统，但AI在后面的修改中不知道哪里出错，始终无法正确的编译（这发生在它的某一次修改后），由于这个时候我没有进行任何的版本控制，也没有备份最后只能全部返工。后来，我就部署了git来进行版本控制，因此在后来的一次修改中出现同样问题时，我顺利的回退到了最后的正常代码，节省了很多事。</w:t>
       </w:r>
     </w:p>
     <w:p>
@@ -750,7 +662,7 @@
           <w:sz w:val="24"/>
           <w:szCs w:val="28"/>
         </w:rPr>
-        <w:t>其次，我认为AI只能辅助实现，而主要的设计必须依靠自己，这是因为在最开始的网络链接中，我几乎完全采用了AI的建议，但最后就导致了PC始终无法正常获取数据，最后，我经过自己的思考，提出用Python先预处理过滤数据，保存为txt的日志文件，最后PC下载这个日志文件的方法，才打通了整个数据流。虽然这个方法的确</w:t>
+        <w:t>其次，我认为AI只能辅助实现，而主要的设计必须依靠自己，这是因为在最开始的网络链接中，我几乎完全采用了AI的建议，但最后就导致了PC始终无法正常获取数据，最后，我经过自己的思考，提出用Python先预处理过滤数据，保存为txt的日</w:t>
       </w:r>
       <w:r>
         <w:rPr>
@@ -759,7 +671,15 @@
           <w:szCs w:val="28"/>
         </w:rPr>
         <w:lastRenderedPageBreak/>
-        <w:t>很简陋，但它确定是我提出的，同时实现了，因此当我看到顺利读出数据时其实非常兴奋。</w:t>
+        <w:t>志文件，最后PC下载这个日志文件的方法，才打通了整个数据流。</w:t>
+      </w:r>
+      <w:r>
+        <w:rPr>
+          <w:rFonts w:ascii="方正仿宋_GBK" w:eastAsia="方正仿宋_GBK" w:hint="eastAsia"/>
+          <w:sz w:val="24"/>
+          <w:szCs w:val="28"/>
+        </w:rPr>
+        <w:t>这个方法看起来很低级但确实简单有效，同时我又能利用直接课上学过的文件相关知识理解部分内容。</w:t>
       </w:r>
     </w:p>
     <w:p>
@@ -767,7 +687,7 @@
         <w:ind w:firstLineChars="200" w:firstLine="480"/>
         <w:jc w:val="left"/>
         <w:rPr>
-          <w:rFonts w:ascii="方正仿宋_GBK" w:eastAsia="方正仿宋_GBK" w:hint="eastAsia"/>
+          <w:rFonts w:ascii="方正仿宋_GBK" w:eastAsia="方正仿宋_GBK"/>
           <w:sz w:val="24"/>
           <w:szCs w:val="28"/>
         </w:rPr>
@@ -786,7 +706,23 @@
           <w:sz w:val="24"/>
           <w:szCs w:val="28"/>
         </w:rPr>
-        <w:t>因此，在现在的程序设计中，我认为最重要的不是语法的精通，而是思维的活跃，是能从能用的代码中找出优化点，是规划设计合理的程序结构的能力。这次的实践设计，我的确大量的使用了AI，但我并不是让AI自己去处理了一切，而是为它提供方向，让它按我所想的去设计，去创造。同时，我对于AI的设计也不是全盘接受，我也会对他们的设计提出自己的想法。因此，虽然本次设计的程序AI使用率很高，但这并不意味着我全部交给了AI，只是因为个人的能力不足，只能依靠AI在自己的薄弱环节完成设计，完善代码。</w:t>
+        <w:t>因此，在现在的程序设计中，我认为最重要的不是语法的精通，而是思维的活跃，是能从能用的代码中找出优化点，是规划设计合理的程序结构的能力。这次的实践设计，我的确大量的使用了AI，但我并不是让AI自己去处理了一切，而是为它提供方向，让它按我所想的去设计，去创造。同时，我对于AI的设计也不是全盘接受，我也会对他们的设计提出自己的想法。因此，虽然本次设计的程序AI使用率很高，但这并不意味着我全部交给了AI，</w:t>
+      </w:r>
+      <w:r>
+        <w:rPr>
+          <w:rFonts w:ascii="方正仿宋_GBK" w:eastAsia="方正仿宋_GBK" w:hint="eastAsia"/>
+          <w:sz w:val="24"/>
+          <w:szCs w:val="28"/>
+        </w:rPr>
+        <w:t>而是依靠AI对语法和函数使用的强大力量辅助我完成了整个设计</w:t>
+      </w:r>
+      <w:r>
+        <w:rPr>
+          <w:rFonts w:ascii="方正仿宋_GBK" w:eastAsia="方正仿宋_GBK" w:hint="eastAsia"/>
+          <w:sz w:val="24"/>
+          <w:szCs w:val="28"/>
+        </w:rPr>
+        <w:t>。</w:t>
       </w:r>
     </w:p>
     <w:sectPr>
